--- a/docs/Notice_maintenance_Suivi_des_actions_DPI.docx
+++ b/docs/Notice_maintenance_Suivi_des_actions_DPI.docx
@@ -8758,125 +8758,26 @@
         <w:t xml:space="preserve">, souvent après un copier-coller (champ date, liste Thème, cases à cocher, galerie). Après toute duplication, relire les noms de contrôles des formules.</w:t>
       </w:r>
     </w:p>
-    <w:tbl>
-      <w:tblPr>
-        <w:tblW w:type="dxa" w:w="9638"/>
-        <w:tblBorders>
-          <w:top w:val="none" w:color="FFFFFF" w:sz="0"/>
-          <w:left w:val="single" w:color="B26A00" w:sz="12"/>
-          <w:bottom w:val="none" w:color="FFFFFF" w:sz="0"/>
-          <w:right w:val="none" w:color="FFFFFF" w:sz="0"/>
-          <w:insideH w:val="none" w:color="FFFFFF" w:sz="0"/>
-          <w:insideV w:val="none" w:color="FFFFFF" w:sz="0"/>
-        </w:tblBorders>
-      </w:tblPr>
-      <w:tblGrid>
-        <w:gridCol w:w="9638"/>
-      </w:tblGrid>
-      <w:tr>
-        <w:tc>
-          <w:tcPr>
-            <w:tcW w:type="dxa" w:w="9638"/>
-            <w:shd w:fill="FFF4E5" w:color="auto" w:val="clear"/>
-            <w:tcMar>
-              <w:top w:type="dxa" w:w="100"/>
-              <w:left w:type="dxa" w:w="200"/>
-              <w:bottom w:type="dxa" w:w="100"/>
-              <w:right w:type="dxa" w:w="160"/>
-            </w:tcMar>
-          </w:tcPr>
-          <w:p>
-            <w:pPr>
-              <w:spacing w:after="60"/>
-            </w:pPr>
-            <w:r>
-              <w:rPr>
-                <w:b/>
-                <w:bCs/>
-                <w:color w:val="B26A00"/>
-              </w:rPr>
-              <w:t xml:space="preserve">Anomalie connue, non corrigée</w:t>
-            </w:r>
-          </w:p>
-          <w:p>
-            <w:pPr>
-              <w:spacing w:after="40"/>
-            </w:pPr>
-            <w:r>
-              <w:t xml:space="preserve">Le bouton Retour de </w:t>
-            </w:r>
-            <w:r>
-              <w:rPr>
-                <w:rFonts w:ascii="Consolas" w:cs="Consolas" w:eastAsia="Consolas" w:hAnsi="Consolas"/>
-                <w:color w:val="00695C"/>
-                <w:sz w:val="19"/>
-                <w:szCs w:val="19"/>
-              </w:rPr>
-              <w:t xml:space="preserve">ModifActionsAssig</w:t>
-            </w:r>
-            <w:r>
-              <w:t xml:space="preserve"> (</w:t>
-            </w:r>
-            <w:r>
-              <w:rPr>
-                <w:rFonts w:ascii="Consolas" w:cs="Consolas" w:eastAsia="Consolas" w:hAnsi="Consolas"/>
-                <w:color w:val="00695C"/>
-                <w:sz w:val="19"/>
-                <w:szCs w:val="19"/>
-              </w:rPr>
-              <w:t xml:space="preserve">btnRetour_MAA</w:t>
-            </w:r>
-            <w:r>
-              <w:t xml:space="preserve">) annule et remet en lecture le formulaire </w:t>
-            </w:r>
-            <w:r>
-              <w:rPr>
-                <w:b/>
-                <w:bCs/>
-              </w:rPr>
-              <w:t xml:space="preserve">`frmActionCreee`</w:t>
-            </w:r>
-            <w:r>
-              <w:t xml:space="preserve"> (écran Créées) au lieu de </w:t>
-            </w:r>
-            <w:r>
-              <w:rPr>
-                <w:b/>
-                <w:bCs/>
-              </w:rPr>
-              <w:t xml:space="preserve">`frmActionAssignee`</w:t>
-            </w:r>
-            <w:r>
-              <w:t xml:space="preserve">. Conséquence possible : des saisies non enregistrées restent affichées en revenant sur une action assignée. Correction : remplacer </w:t>
-            </w:r>
-            <w:r>
-              <w:rPr>
-                <w:rFonts w:ascii="Consolas" w:cs="Consolas" w:eastAsia="Consolas" w:hAnsi="Consolas"/>
-                <w:color w:val="00695C"/>
-                <w:sz w:val="19"/>
-                <w:szCs w:val="19"/>
-              </w:rPr>
-              <w:t xml:space="preserve">frmActionCreee</w:t>
-            </w:r>
-            <w:r>
-              <w:t xml:space="preserve"> par </w:t>
-            </w:r>
-            <w:r>
-              <w:rPr>
-                <w:rFonts w:ascii="Consolas" w:cs="Consolas" w:eastAsia="Consolas" w:hAnsi="Consolas"/>
-                <w:color w:val="00695C"/>
-                <w:sz w:val="19"/>
-                <w:szCs w:val="19"/>
-              </w:rPr>
-              <w:t xml:space="preserve">frmActionAssignee</w:t>
-            </w:r>
-            <w:r>
-              <w:t xml:space="preserve"> dans ce bouton.</w:t>
-            </w:r>
-          </w:p>
-        </w:tc>
-      </w:tr>
-    </w:tbl>
+    <w:p>
+      <w:pPr>
+        <w:spacing w:after="120"/>
+      </w:pPr>
+      <w:r>
+        <w:t xml:space="preserve">Exemple corrigé en octobre 2026 : le bouton Retour de </w:t>
+      </w:r>
+      <w:r>
+        <w:rPr>
+          <w:rFonts w:ascii="Consolas" w:cs="Consolas" w:eastAsia="Consolas" w:hAnsi="Consolas"/>
+          <w:color w:val="00695C"/>
+          <w:sz w:val="19"/>
+          <w:szCs w:val="19"/>
+        </w:rPr>
+        <w:t xml:space="preserve">ModifActionsAssig</w:t>
+      </w:r>
+      <w:r>
+        <w:t xml:space="preserve"> remettait à zéro le formulaire de l’écran Créées au lieu du sien (correction n°8).</w:t>
+      </w:r>
+    </w:p>
     <w:p>
       <w:pPr>
         <w:pStyle w:val="Heading2"/>
@@ -10052,6 +9953,130 @@
             </w:pPr>
             <w:r>
               <w:t xml:space="preserve">Calcul supprimé (ménage).</w:t>
+            </w:r>
+          </w:p>
+        </w:tc>
+      </w:tr>
+      <w:tr>
+        <w:tc>
+          <w:tcPr>
+            <w:tcW w:type="dxa" w:w="500"/>
+            <w:shd w:fill="F7F7F7" w:color="auto" w:val="clear"/>
+            <w:tcMar>
+              <w:top w:type="dxa" w:w="60"/>
+              <w:left w:type="dxa" w:w="100"/>
+              <w:bottom w:type="dxa" w:w="60"/>
+              <w:right w:type="dxa" w:w="100"/>
+            </w:tcMar>
+          </w:tcPr>
+          <w:p>
+            <w:pPr>
+              <w:spacing w:after="40" w:before="40"/>
+            </w:pPr>
+            <w:r>
+              <w:t xml:space="preserve">8</w:t>
+            </w:r>
+          </w:p>
+        </w:tc>
+        <w:tc>
+          <w:tcPr>
+            <w:tcW w:type="dxa" w:w="2300"/>
+            <w:shd w:fill="F7F7F7" w:color="auto" w:val="clear"/>
+            <w:tcMar>
+              <w:top w:type="dxa" w:w="60"/>
+              <w:left w:type="dxa" w:w="100"/>
+              <w:bottom w:type="dxa" w:w="60"/>
+              <w:right w:type="dxa" w:w="100"/>
+            </w:tcMar>
+          </w:tcPr>
+          <w:p>
+            <w:pPr>
+              <w:spacing w:after="40" w:before="40"/>
+            </w:pPr>
+            <w:r>
+              <w:rPr>
+                <w:rFonts w:ascii="Consolas" w:cs="Consolas" w:eastAsia="Consolas" w:hAnsi="Consolas"/>
+                <w:color w:val="00695C"/>
+                <w:sz w:val="19"/>
+                <w:szCs w:val="19"/>
+              </w:rPr>
+              <w:t xml:space="preserve">ModifActionsAssig</w:t>
+            </w:r>
+          </w:p>
+        </w:tc>
+        <w:tc>
+          <w:tcPr>
+            <w:tcW w:type="dxa" w:w="3700"/>
+            <w:shd w:fill="F7F7F7" w:color="auto" w:val="clear"/>
+            <w:tcMar>
+              <w:top w:type="dxa" w:w="60"/>
+              <w:left w:type="dxa" w:w="100"/>
+              <w:bottom w:type="dxa" w:w="60"/>
+              <w:right w:type="dxa" w:w="100"/>
+            </w:tcMar>
+          </w:tcPr>
+          <w:p>
+            <w:pPr>
+              <w:spacing w:after="40" w:before="40"/>
+            </w:pPr>
+            <w:r>
+              <w:t xml:space="preserve">Le bouton Retour (</w:t>
+            </w:r>
+            <w:r>
+              <w:rPr>
+                <w:rFonts w:ascii="Consolas" w:cs="Consolas" w:eastAsia="Consolas" w:hAnsi="Consolas"/>
+                <w:color w:val="00695C"/>
+                <w:sz w:val="19"/>
+                <w:szCs w:val="19"/>
+              </w:rPr>
+              <w:t xml:space="preserve">btnRetour_MAA</w:t>
+            </w:r>
+            <w:r>
+              <w:t xml:space="preserve">) annulait et remettait en lecture le formulaire de l’écran Créées (</w:t>
+            </w:r>
+            <w:r>
+              <w:rPr>
+                <w:rFonts w:ascii="Consolas" w:cs="Consolas" w:eastAsia="Consolas" w:hAnsi="Consolas"/>
+                <w:color w:val="00695C"/>
+                <w:sz w:val="19"/>
+                <w:szCs w:val="19"/>
+              </w:rPr>
+              <w:t xml:space="preserve">frmActionCreee</w:t>
+            </w:r>
+            <w:r>
+              <w:t xml:space="preserve">) : des saisies non enregistrées pouvaient rester affichées.</w:t>
+            </w:r>
+          </w:p>
+        </w:tc>
+        <w:tc>
+          <w:tcPr>
+            <w:tcW w:type="dxa" w:w="3138"/>
+            <w:shd w:fill="F7F7F7" w:color="auto" w:val="clear"/>
+            <w:tcMar>
+              <w:top w:type="dxa" w:w="60"/>
+              <w:left w:type="dxa" w:w="100"/>
+              <w:bottom w:type="dxa" w:w="60"/>
+              <w:right w:type="dxa" w:w="100"/>
+            </w:tcMar>
+          </w:tcPr>
+          <w:p>
+            <w:pPr>
+              <w:spacing w:after="40" w:before="40"/>
+            </w:pPr>
+            <w:r>
+              <w:t xml:space="preserve">Le bouton agit sur son propre formulaire (</w:t>
+            </w:r>
+            <w:r>
+              <w:rPr>
+                <w:rFonts w:ascii="Consolas" w:cs="Consolas" w:eastAsia="Consolas" w:hAnsi="Consolas"/>
+                <w:color w:val="00695C"/>
+                <w:sz w:val="19"/>
+                <w:szCs w:val="19"/>
+              </w:rPr>
+              <w:t xml:space="preserve">frmActionAssignee</w:t>
+            </w:r>
+            <w:r>
+              <w:t xml:space="preserve">).</w:t>
             </w:r>
           </w:p>
         </w:tc>

--- a/docs/Notice_maintenance_Suivi_des_actions_DPI.docx
+++ b/docs/Notice_maintenance_Suivi_des_actions_DPI.docx
@@ -3316,6 +3316,14 @@
     </w:p>
     <w:p>
       <w:pPr>
+        <w:spacing w:after="120"/>
+      </w:pPr>
+      <w:r>
+        <w:t xml:space="preserve">Construit à partir de l’ID SharePoint (unique, jamais réutilisé), ce numéro ne peut pas être en double. Des doublons ont existé pendant une période de mise au point du flux ; ils ont été corrigés à la main en octobre 2026. Si un doublon réapparaît, vérifier que le flux utilise bien l’ID et qu’il ne se déclenche qu’à la création.</w:t>
+      </w:r>
+    </w:p>
+    <w:p>
+      <w:pPr>
         <w:pStyle w:val="Heading2"/>
       </w:pPr>
       <w:r>
@@ -9044,7 +9052,35 @@
         <w:pStyle w:val="Heading2"/>
       </w:pPr>
       <w:r>
-        <w:t xml:space="preserve">5.8 Valeurs écrites en dur</w:t>
+        <w:t xml:space="preserve">5.8 Instances de captation et de revoyure</w:t>
+      </w:r>
+    </w:p>
+    <w:p>
+      <w:pPr>
+        <w:spacing w:after="120"/>
+      </w:pPr>
+      <w:r>
+        <w:t xml:space="preserve">Sur les écrans de modification, changer la captation propose la même valeur pour la revoyure, via la variable globale </w:t>
+      </w:r>
+      <w:r>
+        <w:rPr>
+          <w:rFonts w:ascii="Consolas" w:cs="Consolas" w:eastAsia="Consolas" w:hAnsi="Consolas"/>
+          <w:color w:val="00695C"/>
+          <w:sz w:val="19"/>
+          <w:szCs w:val="19"/>
+        </w:rPr>
+        <w:t xml:space="preserve">varInstanceCaptation</w:t>
+      </w:r>
+      <w:r>
+        <w:t xml:space="preserve">. Cette variable est vidée à l’arrivée sur l’écran. Si l’on change la captation puis qu’on annule, la revoyure affichée peut rester sur la valeur annulée jusqu’à la prochaine ouverture de l’écran. Renforcement possible : vider aussi la variable dans les boutons Annuler et Retour et dans OnSuccess, et ne réagir à la captation qu’en mode modification.</w:t>
+      </w:r>
+    </w:p>
+    <w:p>
+      <w:pPr>
+        <w:pStyle w:val="Heading2"/>
+      </w:pPr>
+      <w:r>
+        <w:t xml:space="preserve">5.9 Valeurs écrites en dur</w:t>
       </w:r>
     </w:p>
     <w:p>
@@ -9482,125 +9518,8 @@
               <w:t xml:space="preserve">cbxTheme_MAC</w:t>
             </w:r>
             <w:r>
-              <w:t xml:space="preserve">).</w:t>
-            </w:r>
-          </w:p>
-        </w:tc>
-      </w:tr>
-      <w:tr>
-        <w:tc>
-          <w:tcPr>
-            <w:tcW w:type="dxa" w:w="500"/>
-            <w:tcMar>
-              <w:top w:type="dxa" w:w="60"/>
-              <w:left w:type="dxa" w:w="100"/>
-              <w:bottom w:type="dxa" w:w="60"/>
-              <w:right w:type="dxa" w:w="100"/>
-            </w:tcMar>
-          </w:tcPr>
-          <w:p>
-            <w:pPr>
-              <w:spacing w:after="40" w:before="40"/>
-            </w:pPr>
-            <w:r>
-              <w:t xml:space="preserve">3</w:t>
-            </w:r>
-          </w:p>
-        </w:tc>
-        <w:tc>
-          <w:tcPr>
-            <w:tcW w:type="dxa" w:w="2300"/>
-            <w:tcMar>
-              <w:top w:type="dxa" w:w="60"/>
-              <w:left w:type="dxa" w:w="100"/>
-              <w:bottom w:type="dxa" w:w="60"/>
-              <w:right w:type="dxa" w:w="100"/>
-            </w:tcMar>
-          </w:tcPr>
-          <w:p>
-            <w:pPr>
-              <w:spacing w:after="40" w:before="40"/>
-            </w:pPr>
-            <w:r>
-              <w:t xml:space="preserve">Écrans de modification</w:t>
-            </w:r>
-          </w:p>
-        </w:tc>
-        <w:tc>
-          <w:tcPr>
-            <w:tcW w:type="dxa" w:w="3700"/>
-            <w:tcMar>
-              <w:top w:type="dxa" w:w="60"/>
-              <w:left w:type="dxa" w:w="100"/>
-              <w:bottom w:type="dxa" w:w="60"/>
-              <w:right w:type="dxa" w:w="100"/>
-            </w:tcMar>
-          </w:tcPr>
-          <w:p>
-            <w:pPr>
-              <w:spacing w:after="40" w:before="40"/>
-            </w:pPr>
-            <w:r>
-              <w:t xml:space="preserve">Le rafraîchissement ajouté après enregistrement provoquait l’affichage d’une autre action.</w:t>
-            </w:r>
-          </w:p>
-        </w:tc>
-        <w:tc>
-          <w:tcPr>
-            <w:tcW w:type="dxa" w:w="3138"/>
-            <w:tcMar>
-              <w:top w:type="dxa" w:w="60"/>
-              <w:left w:type="dxa" w:w="100"/>
-              <w:bottom w:type="dxa" w:w="60"/>
-              <w:right w:type="dxa" w:w="100"/>
-            </w:tcMar>
-          </w:tcPr>
-          <w:p>
-            <w:pPr>
-              <w:spacing w:after="40" w:before="40"/>
-            </w:pPr>
-            <w:r>
-              <w:t xml:space="preserve">Rafraîchissement retiré (voir 5.4).</w:t>
-            </w:r>
-          </w:p>
-        </w:tc>
-      </w:tr>
-      <w:tr>
-        <w:tc>
-          <w:tcPr>
-            <w:tcW w:type="dxa" w:w="500"/>
-            <w:shd w:fill="F7F7F7" w:color="auto" w:val="clear"/>
-            <w:tcMar>
-              <w:top w:type="dxa" w:w="60"/>
-              <w:left w:type="dxa" w:w="100"/>
-              <w:bottom w:type="dxa" w:w="60"/>
-              <w:right w:type="dxa" w:w="100"/>
-            </w:tcMar>
-          </w:tcPr>
-          <w:p>
-            <w:pPr>
-              <w:spacing w:after="40" w:before="40"/>
-            </w:pPr>
-            <w:r>
-              <w:t xml:space="preserve">4</w:t>
-            </w:r>
-          </w:p>
-        </w:tc>
-        <w:tc>
-          <w:tcPr>
-            <w:tcW w:type="dxa" w:w="2300"/>
-            <w:shd w:fill="F7F7F7" w:color="auto" w:val="clear"/>
-            <w:tcMar>
-              <w:top w:type="dxa" w:w="60"/>
-              <w:left w:type="dxa" w:w="100"/>
-              <w:bottom w:type="dxa" w:w="60"/>
-              <w:right w:type="dxa" w:w="100"/>
-            </w:tcMar>
-          </w:tcPr>
-          <w:p>
-            <w:pPr>
-              <w:spacing w:after="40" w:before="40"/>
-            </w:pPr>
+              <w:t xml:space="preserve">). Sur </w:t>
+            </w:r>
             <w:r>
               <w:rPr>
                 <w:rFonts w:ascii="Consolas" w:cs="Consolas" w:eastAsia="Consolas" w:hAnsi="Consolas"/>
@@ -9610,45 +9529,86 @@
               </w:rPr>
               <w:t xml:space="preserve">ModListeAction</w:t>
             </w:r>
+            <w:r>
+              <w:t xml:space="preserve">, la correction manquait dans la v1.1 (le thème était effacé à chaque enregistrement) : complétée en octobre 2026.</w:t>
+            </w:r>
+          </w:p>
+        </w:tc>
+      </w:tr>
+      <w:tr>
+        <w:tc>
+          <w:tcPr>
+            <w:tcW w:type="dxa" w:w="500"/>
+            <w:tcMar>
+              <w:top w:type="dxa" w:w="60"/>
+              <w:left w:type="dxa" w:w="100"/>
+              <w:bottom w:type="dxa" w:w="60"/>
+              <w:right w:type="dxa" w:w="100"/>
+            </w:tcMar>
+          </w:tcPr>
+          <w:p>
+            <w:pPr>
+              <w:spacing w:after="40" w:before="40"/>
+            </w:pPr>
+            <w:r>
+              <w:t xml:space="preserve">3</w:t>
+            </w:r>
+          </w:p>
+        </w:tc>
+        <w:tc>
+          <w:tcPr>
+            <w:tcW w:type="dxa" w:w="2300"/>
+            <w:tcMar>
+              <w:top w:type="dxa" w:w="60"/>
+              <w:left w:type="dxa" w:w="100"/>
+              <w:bottom w:type="dxa" w:w="60"/>
+              <w:right w:type="dxa" w:w="100"/>
+            </w:tcMar>
+          </w:tcPr>
+          <w:p>
+            <w:pPr>
+              <w:spacing w:after="40" w:before="40"/>
+            </w:pPr>
+            <w:r>
+              <w:t xml:space="preserve">Écrans de modification</w:t>
+            </w:r>
           </w:p>
         </w:tc>
         <w:tc>
           <w:tcPr>
             <w:tcW w:type="dxa" w:w="3700"/>
-            <w:shd w:fill="F7F7F7" w:color="auto" w:val="clear"/>
-            <w:tcMar>
-              <w:top w:type="dxa" w:w="60"/>
-              <w:left w:type="dxa" w:w="100"/>
-              <w:bottom w:type="dxa" w:w="60"/>
-              <w:right w:type="dxa" w:w="100"/>
-            </w:tcMar>
-          </w:tcPr>
-          <w:p>
-            <w:pPr>
-              <w:spacing w:after="40" w:before="40"/>
-            </w:pPr>
-            <w:r>
-              <w:t xml:space="preserve">Après enregistrement, la fiche basculait sur une autre action : elle dépendait de la sélection de la galerie d’un autre écran.</w:t>
+            <w:tcMar>
+              <w:top w:type="dxa" w:w="60"/>
+              <w:left w:type="dxa" w:w="100"/>
+              <w:bottom w:type="dxa" w:w="60"/>
+              <w:right w:type="dxa" w:w="100"/>
+            </w:tcMar>
+          </w:tcPr>
+          <w:p>
+            <w:pPr>
+              <w:spacing w:after="40" w:before="40"/>
+            </w:pPr>
+            <w:r>
+              <w:t xml:space="preserve">Le rafraîchissement ajouté après enregistrement provoquait l’affichage d’une autre action.</w:t>
             </w:r>
           </w:p>
         </w:tc>
         <w:tc>
           <w:tcPr>
             <w:tcW w:type="dxa" w:w="3138"/>
-            <w:shd w:fill="F7F7F7" w:color="auto" w:val="clear"/>
-            <w:tcMar>
-              <w:top w:type="dxa" w:w="60"/>
-              <w:left w:type="dxa" w:w="100"/>
-              <w:bottom w:type="dxa" w:w="60"/>
-              <w:right w:type="dxa" w:w="100"/>
-            </w:tcMar>
-          </w:tcPr>
-          <w:p>
-            <w:pPr>
-              <w:spacing w:after="40" w:before="40"/>
-            </w:pPr>
-            <w:r>
-              <w:t xml:space="preserve">Le formulaire relit l’action dans SharePoint par son identifiant, mémorisé au clic sur « Ouvrir l’action ».</w:t>
+            <w:tcMar>
+              <w:top w:type="dxa" w:w="60"/>
+              <w:left w:type="dxa" w:w="100"/>
+              <w:bottom w:type="dxa" w:w="60"/>
+              <w:right w:type="dxa" w:w="100"/>
+            </w:tcMar>
+          </w:tcPr>
+          <w:p>
+            <w:pPr>
+              <w:spacing w:after="40" w:before="40"/>
+            </w:pPr>
+            <w:r>
+              <w:t xml:space="preserve">Rafraîchissement retiré (voir 5.4).</w:t>
             </w:r>
           </w:p>
         </w:tc>
@@ -9657,25 +9617,27 @@
         <w:tc>
           <w:tcPr>
             <w:tcW w:type="dxa" w:w="500"/>
-            <w:tcMar>
-              <w:top w:type="dxa" w:w="60"/>
-              <w:left w:type="dxa" w:w="100"/>
-              <w:bottom w:type="dxa" w:w="60"/>
-              <w:right w:type="dxa" w:w="100"/>
-            </w:tcMar>
-          </w:tcPr>
-          <w:p>
-            <w:pPr>
-              <w:spacing w:after="40" w:before="40"/>
-            </w:pPr>
-            <w:r>
-              <w:t xml:space="preserve">5</w:t>
+            <w:shd w:fill="F7F7F7" w:color="auto" w:val="clear"/>
+            <w:tcMar>
+              <w:top w:type="dxa" w:w="60"/>
+              <w:left w:type="dxa" w:w="100"/>
+              <w:bottom w:type="dxa" w:w="60"/>
+              <w:right w:type="dxa" w:w="100"/>
+            </w:tcMar>
+          </w:tcPr>
+          <w:p>
+            <w:pPr>
+              <w:spacing w:after="40" w:before="40"/>
+            </w:pPr>
+            <w:r>
+              <w:t xml:space="preserve">4</w:t>
             </w:r>
           </w:p>
         </w:tc>
         <w:tc>
           <w:tcPr>
             <w:tcW w:type="dxa" w:w="2300"/>
+            <w:shd w:fill="F7F7F7" w:color="auto" w:val="clear"/>
             <w:tcMar>
               <w:top w:type="dxa" w:w="60"/>
               <w:left w:type="dxa" w:w="100"/>
@@ -9694,30 +9656,85 @@
                 <w:sz w:val="19"/>
                 <w:szCs w:val="19"/>
               </w:rPr>
-              <w:t xml:space="preserve">MesActions</w:t>
-            </w:r>
-            <w:r>
-              <w:t xml:space="preserve"> (Assignées)</w:t>
+              <w:t xml:space="preserve">ModListeAction</w:t>
             </w:r>
           </w:p>
         </w:tc>
         <w:tc>
           <w:tcPr>
             <w:tcW w:type="dxa" w:w="3700"/>
-            <w:tcMar>
-              <w:top w:type="dxa" w:w="60"/>
-              <w:left w:type="dxa" w:w="100"/>
-              <w:bottom w:type="dxa" w:w="60"/>
-              <w:right w:type="dxa" w:w="100"/>
-            </w:tcMar>
-          </w:tcPr>
-          <w:p>
-            <w:pPr>
-              <w:spacing w:after="40" w:before="40"/>
-            </w:pPr>
-            <w:r>
-              <w:t xml:space="preserve">La recherche Projet/Thème était vide : affichage réglé sur une colonne inexistante (</w:t>
-            </w:r>
+            <w:shd w:fill="F7F7F7" w:color="auto" w:val="clear"/>
+            <w:tcMar>
+              <w:top w:type="dxa" w:w="60"/>
+              <w:left w:type="dxa" w:w="100"/>
+              <w:bottom w:type="dxa" w:w="60"/>
+              <w:right w:type="dxa" w:w="100"/>
+            </w:tcMar>
+          </w:tcPr>
+          <w:p>
+            <w:pPr>
+              <w:spacing w:after="40" w:before="40"/>
+            </w:pPr>
+            <w:r>
+              <w:t xml:space="preserve">Après enregistrement, la fiche basculait sur une autre action : elle dépendait de la sélection de la galerie d’un autre écran.</w:t>
+            </w:r>
+          </w:p>
+        </w:tc>
+        <w:tc>
+          <w:tcPr>
+            <w:tcW w:type="dxa" w:w="3138"/>
+            <w:shd w:fill="F7F7F7" w:color="auto" w:val="clear"/>
+            <w:tcMar>
+              <w:top w:type="dxa" w:w="60"/>
+              <w:left w:type="dxa" w:w="100"/>
+              <w:bottom w:type="dxa" w:w="60"/>
+              <w:right w:type="dxa" w:w="100"/>
+            </w:tcMar>
+          </w:tcPr>
+          <w:p>
+            <w:pPr>
+              <w:spacing w:after="40" w:before="40"/>
+            </w:pPr>
+            <w:r>
+              <w:t xml:space="preserve">Le formulaire relit l’action dans SharePoint par son identifiant, mémorisé au clic sur « Ouvrir l’action ».</w:t>
+            </w:r>
+          </w:p>
+        </w:tc>
+      </w:tr>
+      <w:tr>
+        <w:tc>
+          <w:tcPr>
+            <w:tcW w:type="dxa" w:w="500"/>
+            <w:tcMar>
+              <w:top w:type="dxa" w:w="60"/>
+              <w:left w:type="dxa" w:w="100"/>
+              <w:bottom w:type="dxa" w:w="60"/>
+              <w:right w:type="dxa" w:w="100"/>
+            </w:tcMar>
+          </w:tcPr>
+          <w:p>
+            <w:pPr>
+              <w:spacing w:after="40" w:before="40"/>
+            </w:pPr>
+            <w:r>
+              <w:t xml:space="preserve">5</w:t>
+            </w:r>
+          </w:p>
+        </w:tc>
+        <w:tc>
+          <w:tcPr>
+            <w:tcW w:type="dxa" w:w="2300"/>
+            <w:tcMar>
+              <w:top w:type="dxa" w:w="60"/>
+              <w:left w:type="dxa" w:w="100"/>
+              <w:bottom w:type="dxa" w:w="60"/>
+              <w:right w:type="dxa" w:w="100"/>
+            </w:tcMar>
+          </w:tcPr>
+          <w:p>
+            <w:pPr>
+              <w:spacing w:after="40" w:before="40"/>
+            </w:pPr>
             <w:r>
               <w:rPr>
                 <w:rFonts w:ascii="Consolas" w:cs="Consolas" w:eastAsia="Consolas" w:hAnsi="Consolas"/>
@@ -9725,29 +9742,29 @@
                 <w:sz w:val="19"/>
                 <w:szCs w:val="19"/>
               </w:rPr>
-              <w:t xml:space="preserve">Value1</w:t>
-            </w:r>
-            <w:r>
-              <w:t xml:space="preserve">) et tri sans effet.</w:t>
-            </w:r>
-          </w:p>
-        </w:tc>
-        <w:tc>
-          <w:tcPr>
-            <w:tcW w:type="dxa" w:w="3138"/>
-            <w:tcMar>
-              <w:top w:type="dxa" w:w="60"/>
-              <w:left w:type="dxa" w:w="100"/>
-              <w:bottom w:type="dxa" w:w="60"/>
-              <w:right w:type="dxa" w:w="100"/>
-            </w:tcMar>
-          </w:tcPr>
-          <w:p>
-            <w:pPr>
-              <w:spacing w:after="40" w:before="40"/>
-            </w:pPr>
-            <w:r>
-              <w:t xml:space="preserve">Affichage sur </w:t>
+              <w:t xml:space="preserve">MesActions</w:t>
+            </w:r>
+            <w:r>
+              <w:t xml:space="preserve"> (Assignées)</w:t>
+            </w:r>
+          </w:p>
+        </w:tc>
+        <w:tc>
+          <w:tcPr>
+            <w:tcW w:type="dxa" w:w="3700"/>
+            <w:tcMar>
+              <w:top w:type="dxa" w:w="60"/>
+              <w:left w:type="dxa" w:w="100"/>
+              <w:bottom w:type="dxa" w:w="60"/>
+              <w:right w:type="dxa" w:w="100"/>
+            </w:tcMar>
+          </w:tcPr>
+          <w:p>
+            <w:pPr>
+              <w:spacing w:after="40" w:before="40"/>
+            </w:pPr>
+            <w:r>
+              <w:t xml:space="preserve">La recherche Projet/Thème était vide : affichage réglé sur une colonne inexistante (</w:t>
             </w:r>
             <w:r>
               <w:rPr>
@@ -9756,52 +9773,29 @@
                 <w:sz w:val="19"/>
                 <w:szCs w:val="19"/>
               </w:rPr>
-              <w:t xml:space="preserve">Value</w:t>
-            </w:r>
-            <w:r>
-              <w:t xml:space="preserve">, tri aligné sur l’onglet Créées.</w:t>
-            </w:r>
-          </w:p>
-        </w:tc>
-      </w:tr>
-      <w:tr>
-        <w:tc>
-          <w:tcPr>
-            <w:tcW w:type="dxa" w:w="500"/>
-            <w:shd w:fill="F7F7F7" w:color="auto" w:val="clear"/>
-            <w:tcMar>
-              <w:top w:type="dxa" w:w="60"/>
-              <w:left w:type="dxa" w:w="100"/>
-              <w:bottom w:type="dxa" w:w="60"/>
-              <w:right w:type="dxa" w:w="100"/>
-            </w:tcMar>
-          </w:tcPr>
-          <w:p>
-            <w:pPr>
-              <w:spacing w:after="40" w:before="40"/>
-            </w:pPr>
-            <w:r>
-              <w:t xml:space="preserve">6</w:t>
-            </w:r>
-          </w:p>
-        </w:tc>
-        <w:tc>
-          <w:tcPr>
-            <w:tcW w:type="dxa" w:w="2300"/>
-            <w:shd w:fill="F7F7F7" w:color="auto" w:val="clear"/>
-            <w:tcMar>
-              <w:top w:type="dxa" w:w="60"/>
-              <w:left w:type="dxa" w:w="100"/>
-              <w:bottom w:type="dxa" w:w="60"/>
-              <w:right w:type="dxa" w:w="100"/>
-            </w:tcMar>
-          </w:tcPr>
-          <w:p>
-            <w:pPr>
-              <w:spacing w:after="40" w:before="40"/>
-            </w:pPr>
-            <w:r>
-              <w:t xml:space="preserve">Liste des actions, </w:t>
+              <w:t xml:space="preserve">Value1</w:t>
+            </w:r>
+            <w:r>
+              <w:t xml:space="preserve">) et tri sans effet.</w:t>
+            </w:r>
+          </w:p>
+        </w:tc>
+        <w:tc>
+          <w:tcPr>
+            <w:tcW w:type="dxa" w:w="3138"/>
+            <w:tcMar>
+              <w:top w:type="dxa" w:w="60"/>
+              <w:left w:type="dxa" w:w="100"/>
+              <w:bottom w:type="dxa" w:w="60"/>
+              <w:right w:type="dxa" w:w="100"/>
+            </w:tcMar>
+          </w:tcPr>
+          <w:p>
+            <w:pPr>
+              <w:spacing w:after="40" w:before="40"/>
+            </w:pPr>
+            <w:r>
+              <w:t xml:space="preserve">Affichage sur </w:t>
             </w:r>
             <w:r>
               <w:rPr>
@@ -9810,30 +9804,52 @@
                 <w:sz w:val="19"/>
                 <w:szCs w:val="19"/>
               </w:rPr>
-              <w:t xml:space="preserve">MesActions</w:t>
-            </w:r>
-            <w:r>
-              <w:t xml:space="preserve"> (Créées)</w:t>
-            </w:r>
-          </w:p>
-        </w:tc>
-        <w:tc>
-          <w:tcPr>
-            <w:tcW w:type="dxa" w:w="3700"/>
-            <w:shd w:fill="F7F7F7" w:color="auto" w:val="clear"/>
-            <w:tcMar>
-              <w:top w:type="dxa" w:w="60"/>
-              <w:left w:type="dxa" w:w="100"/>
-              <w:bottom w:type="dxa" w:w="60"/>
-              <w:right w:type="dxa" w:w="100"/>
-            </w:tcMar>
-          </w:tcPr>
-          <w:p>
-            <w:pPr>
-              <w:spacing w:after="40" w:before="40"/>
-            </w:pPr>
-            <w:r>
-              <w:t xml:space="preserve">Les galeries lisaient les cases d’un autre écran / onglet ; décocher une case ne mettait pas à jour </w:t>
+              <w:t xml:space="preserve">Value</w:t>
+            </w:r>
+            <w:r>
+              <w:t xml:space="preserve">, tri aligné sur l’onglet Créées.</w:t>
+            </w:r>
+          </w:p>
+        </w:tc>
+      </w:tr>
+      <w:tr>
+        <w:tc>
+          <w:tcPr>
+            <w:tcW w:type="dxa" w:w="500"/>
+            <w:shd w:fill="F7F7F7" w:color="auto" w:val="clear"/>
+            <w:tcMar>
+              <w:top w:type="dxa" w:w="60"/>
+              <w:left w:type="dxa" w:w="100"/>
+              <w:bottom w:type="dxa" w:w="60"/>
+              <w:right w:type="dxa" w:w="100"/>
+            </w:tcMar>
+          </w:tcPr>
+          <w:p>
+            <w:pPr>
+              <w:spacing w:after="40" w:before="40"/>
+            </w:pPr>
+            <w:r>
+              <w:t xml:space="preserve">6</w:t>
+            </w:r>
+          </w:p>
+        </w:tc>
+        <w:tc>
+          <w:tcPr>
+            <w:tcW w:type="dxa" w:w="2300"/>
+            <w:shd w:fill="F7F7F7" w:color="auto" w:val="clear"/>
+            <w:tcMar>
+              <w:top w:type="dxa" w:w="60"/>
+              <w:left w:type="dxa" w:w="100"/>
+              <w:bottom w:type="dxa" w:w="60"/>
+              <w:right w:type="dxa" w:w="100"/>
+            </w:tcMar>
+          </w:tcPr>
+          <w:p>
+            <w:pPr>
+              <w:spacing w:after="40" w:before="40"/>
+            </w:pPr>
+            <w:r>
+              <w:t xml:space="preserve">Liste des actions, </w:t>
             </w:r>
             <w:r>
               <w:rPr>
@@ -9842,70 +9858,30 @@
                 <w:sz w:val="19"/>
                 <w:szCs w:val="19"/>
               </w:rPr>
-              <w:t xml:space="preserve">varChoix</w:t>
-            </w:r>
-            <w:r>
-              <w:t xml:space="preserve">, d’où un écart galerie/compteur.</w:t>
-            </w:r>
-          </w:p>
-        </w:tc>
-        <w:tc>
-          <w:tcPr>
-            <w:tcW w:type="dxa" w:w="3138"/>
-            <w:shd w:fill="F7F7F7" w:color="auto" w:val="clear"/>
-            <w:tcMar>
-              <w:top w:type="dxa" w:w="60"/>
-              <w:left w:type="dxa" w:w="100"/>
-              <w:bottom w:type="dxa" w:w="60"/>
-              <w:right w:type="dxa" w:w="100"/>
-            </w:tcMar>
-          </w:tcPr>
-          <w:p>
-            <w:pPr>
-              <w:spacing w:after="40" w:before="40"/>
-            </w:pPr>
-            <w:r>
-              <w:t xml:space="preserve">Références corrigées ; règle « au décochage » ajoutée sur les 6 cases.</w:t>
-            </w:r>
-          </w:p>
-        </w:tc>
-      </w:tr>
-      <w:tr>
-        <w:tc>
-          <w:tcPr>
-            <w:tcW w:type="dxa" w:w="500"/>
-            <w:tcMar>
-              <w:top w:type="dxa" w:w="60"/>
-              <w:left w:type="dxa" w:w="100"/>
-              <w:bottom w:type="dxa" w:w="60"/>
-              <w:right w:type="dxa" w:w="100"/>
-            </w:tcMar>
-          </w:tcPr>
-          <w:p>
-            <w:pPr>
-              <w:spacing w:after="40" w:before="40"/>
-            </w:pPr>
-            <w:r>
-              <w:t xml:space="preserve">7</w:t>
-            </w:r>
-          </w:p>
-        </w:tc>
-        <w:tc>
-          <w:tcPr>
-            <w:tcW w:type="dxa" w:w="2300"/>
-            <w:tcMar>
-              <w:top w:type="dxa" w:w="60"/>
-              <w:left w:type="dxa" w:w="100"/>
-              <w:bottom w:type="dxa" w:w="60"/>
-              <w:right w:type="dxa" w:w="100"/>
-            </w:tcMar>
-          </w:tcPr>
-          <w:p>
-            <w:pPr>
-              <w:spacing w:after="40" w:before="40"/>
-            </w:pPr>
-            <w:r>
-              <w:t xml:space="preserve">Liste des actions, </w:t>
+              <w:t xml:space="preserve">MesActions</w:t>
+            </w:r>
+            <w:r>
+              <w:t xml:space="preserve"> (Créées)</w:t>
+            </w:r>
+          </w:p>
+        </w:tc>
+        <w:tc>
+          <w:tcPr>
+            <w:tcW w:type="dxa" w:w="3700"/>
+            <w:shd w:fill="F7F7F7" w:color="auto" w:val="clear"/>
+            <w:tcMar>
+              <w:top w:type="dxa" w:w="60"/>
+              <w:left w:type="dxa" w:w="100"/>
+              <w:bottom w:type="dxa" w:w="60"/>
+              <w:right w:type="dxa" w:w="100"/>
+            </w:tcMar>
+          </w:tcPr>
+          <w:p>
+            <w:pPr>
+              <w:spacing w:after="40" w:before="40"/>
+            </w:pPr>
+            <w:r>
+              <w:t xml:space="preserve">Les galeries lisaient les cases d’un autre écran / onglet ; décocher une case ne mettait pas à jour </w:t>
             </w:r>
             <w:r>
               <w:rPr>
@@ -9914,45 +9890,30 @@
                 <w:sz w:val="19"/>
                 <w:szCs w:val="19"/>
               </w:rPr>
-              <w:t xml:space="preserve">MesActions</w:t>
-            </w:r>
-          </w:p>
-        </w:tc>
-        <w:tc>
-          <w:tcPr>
-            <w:tcW w:type="dxa" w:w="3700"/>
-            <w:tcMar>
-              <w:top w:type="dxa" w:w="60"/>
-              <w:left w:type="dxa" w:w="100"/>
-              <w:bottom w:type="dxa" w:w="60"/>
-              <w:right w:type="dxa" w:w="100"/>
-            </w:tcMar>
-          </w:tcPr>
-          <w:p>
-            <w:pPr>
-              <w:spacing w:after="40" w:before="40"/>
-            </w:pPr>
-            <w:r>
-              <w:t xml:space="preserve">Les 6 cases contenaient au clic un calcul sans effet.</w:t>
+              <w:t xml:space="preserve">varChoix</w:t>
+            </w:r>
+            <w:r>
+              <w:t xml:space="preserve">, d’où un écart galerie/compteur.</w:t>
             </w:r>
           </w:p>
         </w:tc>
         <w:tc>
           <w:tcPr>
             <w:tcW w:type="dxa" w:w="3138"/>
-            <w:tcMar>
-              <w:top w:type="dxa" w:w="60"/>
-              <w:left w:type="dxa" w:w="100"/>
-              <w:bottom w:type="dxa" w:w="60"/>
-              <w:right w:type="dxa" w:w="100"/>
-            </w:tcMar>
-          </w:tcPr>
-          <w:p>
-            <w:pPr>
-              <w:spacing w:after="40" w:before="40"/>
-            </w:pPr>
-            <w:r>
-              <w:t xml:space="preserve">Calcul supprimé (ménage).</w:t>
+            <w:shd w:fill="F7F7F7" w:color="auto" w:val="clear"/>
+            <w:tcMar>
+              <w:top w:type="dxa" w:w="60"/>
+              <w:left w:type="dxa" w:w="100"/>
+              <w:bottom w:type="dxa" w:w="60"/>
+              <w:right w:type="dxa" w:w="100"/>
+            </w:tcMar>
+          </w:tcPr>
+          <w:p>
+            <w:pPr>
+              <w:spacing w:after="40" w:before="40"/>
+            </w:pPr>
+            <w:r>
+              <w:t xml:space="preserve">Références corrigées ; règle « au décochage » ajoutée sur les 6 cases.</w:t>
             </w:r>
           </w:p>
         </w:tc>
@@ -9961,38 +9922,39 @@
         <w:tc>
           <w:tcPr>
             <w:tcW w:type="dxa" w:w="500"/>
-            <w:shd w:fill="F7F7F7" w:color="auto" w:val="clear"/>
-            <w:tcMar>
-              <w:top w:type="dxa" w:w="60"/>
-              <w:left w:type="dxa" w:w="100"/>
-              <w:bottom w:type="dxa" w:w="60"/>
-              <w:right w:type="dxa" w:w="100"/>
-            </w:tcMar>
-          </w:tcPr>
-          <w:p>
-            <w:pPr>
-              <w:spacing w:after="40" w:before="40"/>
-            </w:pPr>
-            <w:r>
-              <w:t xml:space="preserve">8</w:t>
+            <w:tcMar>
+              <w:top w:type="dxa" w:w="60"/>
+              <w:left w:type="dxa" w:w="100"/>
+              <w:bottom w:type="dxa" w:w="60"/>
+              <w:right w:type="dxa" w:w="100"/>
+            </w:tcMar>
+          </w:tcPr>
+          <w:p>
+            <w:pPr>
+              <w:spacing w:after="40" w:before="40"/>
+            </w:pPr>
+            <w:r>
+              <w:t xml:space="preserve">7</w:t>
             </w:r>
           </w:p>
         </w:tc>
         <w:tc>
           <w:tcPr>
             <w:tcW w:type="dxa" w:w="2300"/>
-            <w:shd w:fill="F7F7F7" w:color="auto" w:val="clear"/>
-            <w:tcMar>
-              <w:top w:type="dxa" w:w="60"/>
-              <w:left w:type="dxa" w:w="100"/>
-              <w:bottom w:type="dxa" w:w="60"/>
-              <w:right w:type="dxa" w:w="100"/>
-            </w:tcMar>
-          </w:tcPr>
-          <w:p>
-            <w:pPr>
-              <w:spacing w:after="40" w:before="40"/>
-            </w:pPr>
+            <w:tcMar>
+              <w:top w:type="dxa" w:w="60"/>
+              <w:left w:type="dxa" w:w="100"/>
+              <w:bottom w:type="dxa" w:w="60"/>
+              <w:right w:type="dxa" w:w="100"/>
+            </w:tcMar>
+          </w:tcPr>
+          <w:p>
+            <w:pPr>
+              <w:spacing w:after="40" w:before="40"/>
+            </w:pPr>
+            <w:r>
+              <w:t xml:space="preserve">Liste des actions, </w:t>
+            </w:r>
             <w:r>
               <w:rPr>
                 <w:rFonts w:ascii="Consolas" w:cs="Consolas" w:eastAsia="Consolas" w:hAnsi="Consolas"/>
@@ -10000,28 +9962,85 @@
                 <w:sz w:val="19"/>
                 <w:szCs w:val="19"/>
               </w:rPr>
-              <w:t xml:space="preserve">ModifActionsAssig</w:t>
+              <w:t xml:space="preserve">MesActions</w:t>
             </w:r>
           </w:p>
         </w:tc>
         <w:tc>
           <w:tcPr>
             <w:tcW w:type="dxa" w:w="3700"/>
-            <w:shd w:fill="F7F7F7" w:color="auto" w:val="clear"/>
-            <w:tcMar>
-              <w:top w:type="dxa" w:w="60"/>
-              <w:left w:type="dxa" w:w="100"/>
-              <w:bottom w:type="dxa" w:w="60"/>
-              <w:right w:type="dxa" w:w="100"/>
-            </w:tcMar>
-          </w:tcPr>
-          <w:p>
-            <w:pPr>
-              <w:spacing w:after="40" w:before="40"/>
-            </w:pPr>
-            <w:r>
-              <w:t xml:space="preserve">Le bouton Retour (</w:t>
-            </w:r>
+            <w:tcMar>
+              <w:top w:type="dxa" w:w="60"/>
+              <w:left w:type="dxa" w:w="100"/>
+              <w:bottom w:type="dxa" w:w="60"/>
+              <w:right w:type="dxa" w:w="100"/>
+            </w:tcMar>
+          </w:tcPr>
+          <w:p>
+            <w:pPr>
+              <w:spacing w:after="40" w:before="40"/>
+            </w:pPr>
+            <w:r>
+              <w:t xml:space="preserve">Les 6 cases contenaient au clic un calcul sans effet.</w:t>
+            </w:r>
+          </w:p>
+        </w:tc>
+        <w:tc>
+          <w:tcPr>
+            <w:tcW w:type="dxa" w:w="3138"/>
+            <w:tcMar>
+              <w:top w:type="dxa" w:w="60"/>
+              <w:left w:type="dxa" w:w="100"/>
+              <w:bottom w:type="dxa" w:w="60"/>
+              <w:right w:type="dxa" w:w="100"/>
+            </w:tcMar>
+          </w:tcPr>
+          <w:p>
+            <w:pPr>
+              <w:spacing w:after="40" w:before="40"/>
+            </w:pPr>
+            <w:r>
+              <w:t xml:space="preserve">Calcul supprimé (ménage).</w:t>
+            </w:r>
+          </w:p>
+        </w:tc>
+      </w:tr>
+      <w:tr>
+        <w:tc>
+          <w:tcPr>
+            <w:tcW w:type="dxa" w:w="500"/>
+            <w:shd w:fill="F7F7F7" w:color="auto" w:val="clear"/>
+            <w:tcMar>
+              <w:top w:type="dxa" w:w="60"/>
+              <w:left w:type="dxa" w:w="100"/>
+              <w:bottom w:type="dxa" w:w="60"/>
+              <w:right w:type="dxa" w:w="100"/>
+            </w:tcMar>
+          </w:tcPr>
+          <w:p>
+            <w:pPr>
+              <w:spacing w:after="40" w:before="40"/>
+            </w:pPr>
+            <w:r>
+              <w:t xml:space="preserve">8</w:t>
+            </w:r>
+          </w:p>
+        </w:tc>
+        <w:tc>
+          <w:tcPr>
+            <w:tcW w:type="dxa" w:w="2300"/>
+            <w:shd w:fill="F7F7F7" w:color="auto" w:val="clear"/>
+            <w:tcMar>
+              <w:top w:type="dxa" w:w="60"/>
+              <w:left w:type="dxa" w:w="100"/>
+              <w:bottom w:type="dxa" w:w="60"/>
+              <w:right w:type="dxa" w:w="100"/>
+            </w:tcMar>
+          </w:tcPr>
+          <w:p>
+            <w:pPr>
+              <w:spacing w:after="40" w:before="40"/>
+            </w:pPr>
             <w:r>
               <w:rPr>
                 <w:rFonts w:ascii="Consolas" w:cs="Consolas" w:eastAsia="Consolas" w:hAnsi="Consolas"/>
@@ -10029,10 +10048,27 @@
                 <w:sz w:val="19"/>
                 <w:szCs w:val="19"/>
               </w:rPr>
-              <w:t xml:space="preserve">btnRetour_MAA</w:t>
-            </w:r>
-            <w:r>
-              <w:t xml:space="preserve">) annulait et remettait en lecture le formulaire de l’écran Créées (</w:t>
+              <w:t xml:space="preserve">ModifActionsAssig</w:t>
+            </w:r>
+          </w:p>
+        </w:tc>
+        <w:tc>
+          <w:tcPr>
+            <w:tcW w:type="dxa" w:w="3700"/>
+            <w:shd w:fill="F7F7F7" w:color="auto" w:val="clear"/>
+            <w:tcMar>
+              <w:top w:type="dxa" w:w="60"/>
+              <w:left w:type="dxa" w:w="100"/>
+              <w:bottom w:type="dxa" w:w="60"/>
+              <w:right w:type="dxa" w:w="100"/>
+            </w:tcMar>
+          </w:tcPr>
+          <w:p>
+            <w:pPr>
+              <w:spacing w:after="40" w:before="40"/>
+            </w:pPr>
+            <w:r>
+              <w:t xml:space="preserve">Le bouton Retour (</w:t>
             </w:r>
             <w:r>
               <w:rPr>
@@ -10041,30 +10077,10 @@
                 <w:sz w:val="19"/>
                 <w:szCs w:val="19"/>
               </w:rPr>
-              <w:t xml:space="preserve">frmActionCreee</w:t>
-            </w:r>
-            <w:r>
-              <w:t xml:space="preserve">) : des saisies non enregistrées pouvaient rester affichées.</w:t>
-            </w:r>
-          </w:p>
-        </w:tc>
-        <w:tc>
-          <w:tcPr>
-            <w:tcW w:type="dxa" w:w="3138"/>
-            <w:shd w:fill="F7F7F7" w:color="auto" w:val="clear"/>
-            <w:tcMar>
-              <w:top w:type="dxa" w:w="60"/>
-              <w:left w:type="dxa" w:w="100"/>
-              <w:bottom w:type="dxa" w:w="60"/>
-              <w:right w:type="dxa" w:w="100"/>
-            </w:tcMar>
-          </w:tcPr>
-          <w:p>
-            <w:pPr>
-              <w:spacing w:after="40" w:before="40"/>
-            </w:pPr>
-            <w:r>
-              <w:t xml:space="preserve">Le bouton agit sur son propre formulaire (</w:t>
+              <w:t xml:space="preserve">btnRetour_MAA</w:t>
+            </w:r>
+            <w:r>
+              <w:t xml:space="preserve">) annulait et remettait en lecture le formulaire de l’écran Créées (</w:t>
             </w:r>
             <w:r>
               <w:rPr>
@@ -10073,10 +10089,162 @@
                 <w:sz w:val="19"/>
                 <w:szCs w:val="19"/>
               </w:rPr>
+              <w:t xml:space="preserve">frmActionCreee</w:t>
+            </w:r>
+            <w:r>
+              <w:t xml:space="preserve">) : des saisies non enregistrées pouvaient rester affichées.</w:t>
+            </w:r>
+          </w:p>
+        </w:tc>
+        <w:tc>
+          <w:tcPr>
+            <w:tcW w:type="dxa" w:w="3138"/>
+            <w:shd w:fill="F7F7F7" w:color="auto" w:val="clear"/>
+            <w:tcMar>
+              <w:top w:type="dxa" w:w="60"/>
+              <w:left w:type="dxa" w:w="100"/>
+              <w:bottom w:type="dxa" w:w="60"/>
+              <w:right w:type="dxa" w:w="100"/>
+            </w:tcMar>
+          </w:tcPr>
+          <w:p>
+            <w:pPr>
+              <w:spacing w:after="40" w:before="40"/>
+            </w:pPr>
+            <w:r>
+              <w:t xml:space="preserve">Le bouton agit sur son propre formulaire (</w:t>
+            </w:r>
+            <w:r>
+              <w:rPr>
+                <w:rFonts w:ascii="Consolas" w:cs="Consolas" w:eastAsia="Consolas" w:hAnsi="Consolas"/>
+                <w:color w:val="00695C"/>
+                <w:sz w:val="19"/>
+                <w:szCs w:val="19"/>
+              </w:rPr>
               <w:t xml:space="preserve">frmActionAssignee</w:t>
             </w:r>
             <w:r>
               <w:t xml:space="preserve">).</w:t>
+            </w:r>
+          </w:p>
+        </w:tc>
+      </w:tr>
+      <w:tr>
+        <w:tc>
+          <w:tcPr>
+            <w:tcW w:type="dxa" w:w="500"/>
+            <w:tcMar>
+              <w:top w:type="dxa" w:w="60"/>
+              <w:left w:type="dxa" w:w="100"/>
+              <w:bottom w:type="dxa" w:w="60"/>
+              <w:right w:type="dxa" w:w="100"/>
+            </w:tcMar>
+          </w:tcPr>
+          <w:p>
+            <w:pPr>
+              <w:spacing w:after="40" w:before="40"/>
+            </w:pPr>
+            <w:r>
+              <w:t xml:space="preserve">9</w:t>
+            </w:r>
+          </w:p>
+        </w:tc>
+        <w:tc>
+          <w:tcPr>
+            <w:tcW w:type="dxa" w:w="2300"/>
+            <w:tcMar>
+              <w:top w:type="dxa" w:w="60"/>
+              <w:left w:type="dxa" w:w="100"/>
+              <w:bottom w:type="dxa" w:w="60"/>
+              <w:right w:type="dxa" w:w="100"/>
+            </w:tcMar>
+          </w:tcPr>
+          <w:p>
+            <w:pPr>
+              <w:spacing w:after="40" w:before="40"/>
+            </w:pPr>
+            <w:r>
+              <w:rPr>
+                <w:rFonts w:ascii="Consolas" w:cs="Consolas" w:eastAsia="Consolas" w:hAnsi="Consolas"/>
+                <w:color w:val="00695C"/>
+                <w:sz w:val="19"/>
+                <w:szCs w:val="19"/>
+              </w:rPr>
+              <w:t xml:space="preserve">ModListeAction</w:t>
+            </w:r>
+            <w:r>
+              <w:t xml:space="preserve">, </w:t>
+            </w:r>
+            <w:r>
+              <w:rPr>
+                <w:rFonts w:ascii="Consolas" w:cs="Consolas" w:eastAsia="Consolas" w:hAnsi="Consolas"/>
+                <w:color w:val="00695C"/>
+                <w:sz w:val="19"/>
+                <w:szCs w:val="19"/>
+              </w:rPr>
+              <w:t xml:space="preserve">ModifActionsAssig</w:t>
+            </w:r>
+            <w:r>
+              <w:t xml:space="preserve">, </w:t>
+            </w:r>
+            <w:r>
+              <w:rPr>
+                <w:rFonts w:ascii="Consolas" w:cs="Consolas" w:eastAsia="Consolas" w:hAnsi="Consolas"/>
+                <w:color w:val="00695C"/>
+                <w:sz w:val="19"/>
+                <w:szCs w:val="19"/>
+              </w:rPr>
+              <w:t xml:space="preserve">ModifActionsCreee</w:t>
+            </w:r>
+          </w:p>
+        </w:tc>
+        <w:tc>
+          <w:tcPr>
+            <w:tcW w:type="dxa" w:w="3700"/>
+            <w:tcMar>
+              <w:top w:type="dxa" w:w="60"/>
+              <w:left w:type="dxa" w:w="100"/>
+              <w:bottom w:type="dxa" w:w="60"/>
+              <w:right w:type="dxa" w:w="100"/>
+            </w:tcMar>
+          </w:tcPr>
+          <w:p>
+            <w:pPr>
+              <w:spacing w:after="40" w:before="40"/>
+            </w:pPr>
+            <w:r>
+              <w:t xml:space="preserve">L’instance de revoyure n’affichait pas la valeur enregistrée : sa valeur par défaut reprenait la variable globale </w:t>
+            </w:r>
+            <w:r>
+              <w:rPr>
+                <w:rFonts w:ascii="Consolas" w:cs="Consolas" w:eastAsia="Consolas" w:hAnsi="Consolas"/>
+                <w:color w:val="00695C"/>
+                <w:sz w:val="19"/>
+                <w:szCs w:val="19"/>
+              </w:rPr>
+              <w:t xml:space="preserve">varInstanceCaptation</w:t>
+            </w:r>
+            <w:r>
+              <w:t xml:space="preserve"> (règle de la création). À l’enregistrement, la revoyure était effacée, ou remplacée par l’instance d’une autre action.</w:t>
+            </w:r>
+          </w:p>
+        </w:tc>
+        <w:tc>
+          <w:tcPr>
+            <w:tcW w:type="dxa" w:w="3138"/>
+            <w:tcMar>
+              <w:top w:type="dxa" w:w="60"/>
+              <w:left w:type="dxa" w:w="100"/>
+              <w:bottom w:type="dxa" w:w="60"/>
+              <w:right w:type="dxa" w:w="100"/>
+            </w:tcMar>
+          </w:tcPr>
+          <w:p>
+            <w:pPr>
+              <w:spacing w:after="40" w:before="40"/>
+            </w:pPr>
+            <w:r>
+              <w:t xml:space="preserve">Par défaut, la revoyure affiche la valeur enregistrée, sauf si la captation est changée sur l’écran. La variable est vidée à l’affichage de chaque écran.</w:t>
             </w:r>
           </w:p>
         </w:tc>
@@ -10293,7 +10461,17 @@
         <w:t xml:space="preserve">Tester</w:t>
       </w:r>
       <w:r>
-        <w:t xml:space="preserve"> en aperçu (F5) le scénario complet : filtrer, ouvrir, modifier, enregistrer, revenir ; cocher et décocher les cases ; tester sur les deux onglets de Mes actions.</w:t>
+        <w:t xml:space="preserve"> en aperçu (F5), puis </w:t>
+      </w:r>
+      <w:r>
+        <w:rPr>
+          <w:b/>
+          <w:bCs/>
+        </w:rPr>
+        <w:t xml:space="preserve">sur l’application publiée</w:t>
+      </w:r>
+      <w:r>
+        <w:t xml:space="preserve"> (relancer l’application après publication : les utilisateurs n’ont pas la version enregistrée non publiée) le scénario complet : filtrer, ouvrir, modifier, enregistrer, revenir ; cocher et décocher les cases ; tester sur les deux onglets de Mes actions.</w:t>
       </w:r>
     </w:p>
     <w:p>

--- a/docs/Notice_maintenance_Suivi_des_actions_DPI.docx
+++ b/docs/Notice_maintenance_Suivi_des_actions_DPI.docx
@@ -9696,7 +9696,7 @@
               <w:spacing w:after="40" w:before="40"/>
             </w:pPr>
             <w:r>
-              <w:t xml:space="preserve">Le formulaire relit l’action dans SharePoint par son identifiant, mémorisé au clic sur « Ouvrir l’action ».</w:t>
+              <w:t xml:space="preserve">Le formulaire relit l’action dans SharePoint par son identifiant, mémorisé au clic sur « Ouvrir l’action ». Validé sur la version publiée (octobre 2026).</w:t>
             </w:r>
           </w:p>
         </w:tc>
